--- a/Report/Lab2_Netcentric.docx
+++ b/Report/Lab2_Netcentric.docx
@@ -13,7 +13,10 @@
           <w:u w:val="single"/>
         </w:rPr>
       </w:pPr>
-      <w:r>
+    </w:p>
+    <w:p>
+      <w:pPr>
+        <w:jc w:val="center"/>
         <w:rPr>
           <w:b/>
           <w:bCs/>
@@ -21,21 +24,134 @@
           <w:szCs w:val="32"/>
           <w:u w:val="single"/>
         </w:rPr>
-        <w:t>Lab2</w:t>
-      </w:r>
-    </w:p>
-    <w:p>
-      <w:pPr>
-        <w:jc w:val="center"/>
-        <w:rPr>
-          <w:b/>
-          <w:bCs/>
+      </w:pPr>
+      <w:r>
+        <w:rPr>
+          <w:b/>
+          <w:bCs/>
+          <w:noProof/>
           <w:sz w:val="32"/>
           <w:szCs w:val="32"/>
           <w:u w:val="single"/>
         </w:rPr>
-      </w:pPr>
-      <w:r>
+        <w:drawing>
+          <wp:inline distT="0" distB="0" distL="0" distR="0" wp14:anchorId="09E7A46A" wp14:editId="0D1B304E">
+            <wp:extent cx="5871210" cy="2286000"/>
+            <wp:effectExtent l="0" t="0" r="0" b="0"/>
+            <wp:docPr id="1472106182" name="Picture 1"/>
+            <wp:cNvGraphicFramePr>
+              <a:graphicFrameLocks xmlns:a="http://schemas.openxmlformats.org/drawingml/2006/main" noChangeAspect="1"/>
+            </wp:cNvGraphicFramePr>
+            <a:graphic xmlns:a="http://schemas.openxmlformats.org/drawingml/2006/main">
+              <a:graphicData uri="http://schemas.openxmlformats.org/drawingml/2006/picture">
+                <pic:pic xmlns:pic="http://schemas.openxmlformats.org/drawingml/2006/picture">
+                  <pic:nvPicPr>
+                    <pic:cNvPr id="0" name="Picture 8"/>
+                    <pic:cNvPicPr>
+                      <a:picLocks noChangeAspect="1" noChangeArrowheads="1"/>
+                    </pic:cNvPicPr>
+                  </pic:nvPicPr>
+                  <pic:blipFill>
+                    <a:blip r:embed="rId5">
+                      <a:extLst>
+                        <a:ext uri="{28A0092B-C50C-407E-A947-70E740481C1C}">
+                          <a14:useLocalDpi xmlns:a14="http://schemas.microsoft.com/office/drawing/2010/main" val="0"/>
+                        </a:ext>
+                      </a:extLst>
+                    </a:blip>
+                    <a:srcRect/>
+                    <a:stretch>
+                      <a:fillRect/>
+                    </a:stretch>
+                  </pic:blipFill>
+                  <pic:spPr bwMode="auto">
+                    <a:xfrm>
+                      <a:off x="0" y="0"/>
+                      <a:ext cx="5871210" cy="2286000"/>
+                    </a:xfrm>
+                    <a:prstGeom prst="rect">
+                      <a:avLst/>
+                    </a:prstGeom>
+                    <a:noFill/>
+                  </pic:spPr>
+                </pic:pic>
+              </a:graphicData>
+            </a:graphic>
+          </wp:inline>
+        </w:drawing>
+      </w:r>
+    </w:p>
+    <w:p>
+      <w:pPr>
+        <w:jc w:val="center"/>
+        <w:rPr>
+          <w:b/>
+          <w:bCs/>
+          <w:sz w:val="36"/>
+          <w:szCs w:val="36"/>
+          <w:u w:val="single"/>
+        </w:rPr>
+      </w:pPr>
+    </w:p>
+    <w:p>
+      <w:pPr>
+        <w:jc w:val="center"/>
+        <w:rPr>
+          <w:b/>
+          <w:bCs/>
+          <w:sz w:val="36"/>
+          <w:szCs w:val="36"/>
+          <w:u w:val="single"/>
+        </w:rPr>
+      </w:pPr>
+      <w:proofErr w:type="spellStart"/>
+      <w:r>
+        <w:rPr>
+          <w:b/>
+          <w:bCs/>
+          <w:sz w:val="36"/>
+          <w:szCs w:val="36"/>
+          <w:u w:val="single"/>
+        </w:rPr>
+        <w:t>NetCentric</w:t>
+      </w:r>
+      <w:proofErr w:type="spellEnd"/>
+      <w:r>
+        <w:rPr>
+          <w:b/>
+          <w:bCs/>
+          <w:sz w:val="36"/>
+          <w:szCs w:val="36"/>
+          <w:u w:val="single"/>
+        </w:rPr>
+        <w:t xml:space="preserve"> </w:t>
+      </w:r>
+    </w:p>
+    <w:p>
+      <w:pPr>
+        <w:jc w:val="center"/>
+        <w:rPr>
+          <w:b/>
+          <w:bCs/>
+          <w:sz w:val="36"/>
+          <w:szCs w:val="36"/>
+          <w:u w:val="single"/>
+        </w:rPr>
+      </w:pPr>
+      <w:r>
+        <w:rPr>
+          <w:b/>
+          <w:bCs/>
+          <w:sz w:val="36"/>
+          <w:szCs w:val="36"/>
+          <w:u w:val="single"/>
+        </w:rPr>
+        <w:t>Lab2</w:t>
+      </w:r>
+    </w:p>
+    <w:p>
+      <w:pPr>
+        <w:jc w:val="center"/>
         <w:rPr>
           <w:b/>
           <w:bCs/>
@@ -43,11 +159,218 @@
           <w:szCs w:val="32"/>
           <w:u w:val="single"/>
         </w:rPr>
+      </w:pPr>
+    </w:p>
+    <w:p>
+      <w:pPr>
+        <w:jc w:val="center"/>
+        <w:rPr>
+          <w:b/>
+          <w:bCs/>
+          <w:sz w:val="32"/>
+          <w:szCs w:val="32"/>
+          <w:u w:val="single"/>
+        </w:rPr>
+      </w:pPr>
+    </w:p>
+    <w:p>
+      <w:pPr>
+        <w:jc w:val="center"/>
+        <w:rPr>
+          <w:b/>
+          <w:bCs/>
+          <w:sz w:val="32"/>
+          <w:szCs w:val="32"/>
+          <w:u w:val="single"/>
+        </w:rPr>
+      </w:pPr>
+    </w:p>
+    <w:p>
+      <w:pPr>
+        <w:rPr>
+          <w:b/>
+          <w:bCs/>
+          <w:sz w:val="32"/>
+          <w:szCs w:val="32"/>
+          <w:u w:val="single"/>
+        </w:rPr>
+      </w:pPr>
+      <w:r>
+        <w:rPr>
+          <w:b/>
+          <w:bCs/>
+          <w:sz w:val="32"/>
+          <w:szCs w:val="32"/>
+          <w:u w:val="single"/>
+        </w:rPr>
+        <w:t>Done by:</w:t>
+      </w:r>
+    </w:p>
+    <w:p>
+      <w:pPr>
+        <w:rPr>
+          <w:b/>
+          <w:bCs/>
+          <w:sz w:val="32"/>
+          <w:szCs w:val="32"/>
+          <w:u w:val="single"/>
+        </w:rPr>
+      </w:pPr>
+      <w:r>
+        <w:rPr>
+          <w:b/>
+          <w:bCs/>
+          <w:sz w:val="32"/>
+          <w:szCs w:val="32"/>
+          <w:u w:val="single"/>
+        </w:rPr>
+        <w:t xml:space="preserve">Reem Mohamed </w:t>
+      </w:r>
+      <w:proofErr w:type="gramStart"/>
+      <w:r>
+        <w:rPr>
+          <w:b/>
+          <w:bCs/>
+          <w:sz w:val="32"/>
+          <w:szCs w:val="32"/>
+          <w:u w:val="single"/>
+        </w:rPr>
+        <w:t>Ali  8388</w:t>
+      </w:r>
+      <w:proofErr w:type="gramEnd"/>
+    </w:p>
+    <w:p>
+      <w:pPr>
+        <w:rPr>
+          <w:b/>
+          <w:bCs/>
+          <w:sz w:val="32"/>
+          <w:szCs w:val="32"/>
+          <w:u w:val="single"/>
+        </w:rPr>
+      </w:pPr>
+      <w:r>
+        <w:rPr>
+          <w:b/>
+          <w:bCs/>
+          <w:sz w:val="32"/>
+          <w:szCs w:val="32"/>
+          <w:u w:val="single"/>
+        </w:rPr>
+        <w:t>Hour Mohamed   8119</w:t>
+      </w:r>
+    </w:p>
+    <w:p>
+      <w:pPr>
+        <w:jc w:val="center"/>
+        <w:rPr>
+          <w:b/>
+          <w:bCs/>
+          <w:sz w:val="32"/>
+          <w:szCs w:val="32"/>
+          <w:u w:val="single"/>
+        </w:rPr>
+      </w:pPr>
+    </w:p>
+    <w:p>
+      <w:pPr>
+        <w:jc w:val="center"/>
+        <w:rPr>
+          <w:b/>
+          <w:bCs/>
+          <w:sz w:val="32"/>
+          <w:szCs w:val="32"/>
+          <w:u w:val="single"/>
+        </w:rPr>
+      </w:pPr>
+    </w:p>
+    <w:p>
+      <w:pPr>
+        <w:rPr>
+          <w:b/>
+          <w:bCs/>
+          <w:sz w:val="32"/>
+          <w:szCs w:val="32"/>
+          <w:u w:val="single"/>
+        </w:rPr>
+      </w:pPr>
+    </w:p>
+    <w:p>
+      <w:pPr>
+        <w:jc w:val="center"/>
+        <w:rPr>
+          <w:b/>
+          <w:bCs/>
+          <w:sz w:val="32"/>
+          <w:szCs w:val="32"/>
+          <w:u w:val="single"/>
+        </w:rPr>
+      </w:pPr>
+    </w:p>
+    <w:p>
+      <w:pPr>
+        <w:jc w:val="center"/>
+        <w:rPr>
+          <w:b/>
+          <w:bCs/>
+          <w:sz w:val="32"/>
+          <w:szCs w:val="32"/>
+          <w:u w:val="single"/>
+        </w:rPr>
+      </w:pPr>
+      <w:r>
+        <w:rPr>
+          <w:b/>
+          <w:bCs/>
+          <w:sz w:val="32"/>
+          <w:szCs w:val="32"/>
+          <w:u w:val="single"/>
+        </w:rPr>
+        <w:lastRenderedPageBreak/>
+        <w:t>Lab2</w:t>
+      </w:r>
+    </w:p>
+    <w:p>
+      <w:pPr>
+        <w:jc w:val="center"/>
+        <w:rPr>
+          <w:b/>
+          <w:bCs/>
+          <w:sz w:val="32"/>
+          <w:szCs w:val="32"/>
+          <w:u w:val="single"/>
+        </w:rPr>
+      </w:pPr>
+      <w:r>
+        <w:rPr>
+          <w:b/>
+          <w:bCs/>
+          <w:sz w:val="32"/>
+          <w:szCs w:val="32"/>
+          <w:u w:val="single"/>
+        </w:rPr>
         <w:t>Parallel K-Means using Hadoop</w:t>
       </w:r>
     </w:p>
     <w:p>
       <w:pPr>
+        <w:jc w:val="center"/>
+        <w:rPr>
+          <w:b/>
+          <w:bCs/>
+          <w:sz w:val="32"/>
+          <w:szCs w:val="32"/>
+          <w:u w:val="single"/>
+        </w:rPr>
+      </w:pPr>
+    </w:p>
+    <w:p>
+      <w:pPr>
+        <w:pStyle w:val="ListParagraph"/>
+        <w:numPr>
+          <w:ilvl w:val="0"/>
+          <w:numId w:val="12"/>
+        </w:numPr>
         <w:rPr>
           <w:sz w:val="28"/>
           <w:szCs w:val="28"/>
@@ -60,7 +383,7 @@
           <w:szCs w:val="28"/>
           <w:u w:val="single"/>
         </w:rPr>
-        <w:t>2</w:t>
+        <w:t>The unparalleled K-Means pseudo-code</w:t>
       </w:r>
       <w:r>
         <w:rPr>
@@ -68,23 +391,329 @@
           <w:szCs w:val="28"/>
           <w:u w:val="single"/>
         </w:rPr>
-        <w:t>-</w:t>
-      </w:r>
-      <w:r>
+        <w:t>:</w:t>
+      </w:r>
+    </w:p>
+    <w:p>
+      <w:pPr>
+        <w:pStyle w:val="ListParagraph"/>
+      </w:pPr>
+      <w:r>
+        <w:t xml:space="preserve">1. </w:t>
+      </w:r>
+      <w:r>
+        <w:t>Start timer:</w:t>
+      </w:r>
+    </w:p>
+    <w:p>
+      <w:pPr>
+        <w:pStyle w:val="ListParagraph"/>
+      </w:pPr>
+      <w:r>
+        <w:t xml:space="preserve">       </w:t>
+      </w:r>
+      <w:proofErr w:type="spellStart"/>
+      <w:r>
+        <w:t>start_time</w:t>
+      </w:r>
+      <w:proofErr w:type="spellEnd"/>
+      <w:r>
+        <w:t xml:space="preserve"> = current time</w:t>
+      </w:r>
+    </w:p>
+    <w:p>
+      <w:pPr>
+        <w:pStyle w:val="ListParagraph"/>
+      </w:pPr>
+    </w:p>
+    <w:p>
+      <w:pPr>
+        <w:pStyle w:val="ListParagraph"/>
+      </w:pPr>
+      <w:r>
+        <w:t>2</w:t>
+      </w:r>
+      <w:r>
+        <w:t>.</w:t>
+      </w:r>
+      <w:r>
+        <w:t>If initial centroids are not given:</w:t>
+      </w:r>
+    </w:p>
+    <w:p>
+      <w:pPr>
+        <w:pStyle w:val="ListParagraph"/>
+      </w:pPr>
+      <w:r>
+        <w:t xml:space="preserve">       Randomly select K points from X as initial centroids</w:t>
+      </w:r>
+    </w:p>
+    <w:p>
+      <w:pPr>
+        <w:pStyle w:val="ListParagraph"/>
+      </w:pPr>
+    </w:p>
+    <w:p>
+      <w:pPr>
+        <w:pStyle w:val="ListParagraph"/>
+      </w:pPr>
+      <w:r>
+        <w:t>3</w:t>
+      </w:r>
+      <w:r>
+        <w:t>.</w:t>
+      </w:r>
+      <w:r>
+        <w:rPr>
+          <w:sz w:val="32"/>
+          <w:szCs w:val="32"/>
+        </w:rPr>
+        <w:t xml:space="preserve"> </w:t>
+      </w:r>
+      <w:r>
+        <w:t xml:space="preserve">Repeat for up to </w:t>
+      </w:r>
+      <w:proofErr w:type="spellStart"/>
+      <w:r>
+        <w:t>max_iter</w:t>
+      </w:r>
+      <w:proofErr w:type="spellEnd"/>
+      <w:r>
+        <w:t>:</w:t>
+      </w:r>
+    </w:p>
+    <w:p>
+      <w:pPr>
+        <w:pStyle w:val="ListParagraph"/>
+      </w:pPr>
+      <w:r>
+        <w:t xml:space="preserve">    a. Assignment Step:</w:t>
+      </w:r>
+    </w:p>
+    <w:p>
+      <w:pPr>
+        <w:pStyle w:val="ListParagraph"/>
+      </w:pPr>
+      <w:r>
+        <w:t xml:space="preserve">        For each data point xi:</w:t>
+      </w:r>
+    </w:p>
+    <w:p>
+      <w:pPr>
+        <w:pStyle w:val="ListParagraph"/>
+      </w:pPr>
+      <w:r>
+        <w:t xml:space="preserve">            Assign it to the closest centroid </w:t>
+      </w:r>
+      <w:proofErr w:type="spellStart"/>
+      <w:r>
+        <w:t>cj</w:t>
+      </w:r>
+      <w:proofErr w:type="spellEnd"/>
+    </w:p>
+    <w:p>
+      <w:pPr>
+        <w:pStyle w:val="ListParagraph"/>
+      </w:pPr>
+    </w:p>
+    <w:p>
+      <w:pPr>
+        <w:pStyle w:val="ListParagraph"/>
+      </w:pPr>
+      <w:r>
+        <w:t xml:space="preserve">    b. Update Step:</w:t>
+      </w:r>
+    </w:p>
+    <w:p>
+      <w:pPr>
+        <w:pStyle w:val="ListParagraph"/>
+      </w:pPr>
+      <w:r>
+        <w:t xml:space="preserve">        For each cluster j:</w:t>
+      </w:r>
+    </w:p>
+    <w:p>
+      <w:pPr>
+        <w:pStyle w:val="ListParagraph"/>
+      </w:pPr>
+      <w:r>
+        <w:t xml:space="preserve">            Update centroid </w:t>
+      </w:r>
+      <w:proofErr w:type="spellStart"/>
+      <w:r>
+        <w:t>cj</w:t>
+      </w:r>
+      <w:proofErr w:type="spellEnd"/>
+      <w:r>
+        <w:t xml:space="preserve"> as the mean of points assigned to it</w:t>
+      </w:r>
+    </w:p>
+    <w:p>
+      <w:pPr>
+        <w:pStyle w:val="ListParagraph"/>
+      </w:pPr>
+    </w:p>
+    <w:p>
+      <w:pPr>
+        <w:pStyle w:val="ListParagraph"/>
+      </w:pPr>
+      <w:r>
+        <w:t xml:space="preserve">    c. Convergence Check:</w:t>
+      </w:r>
+    </w:p>
+    <w:p>
+      <w:pPr>
+        <w:pStyle w:val="ListParagraph"/>
+      </w:pPr>
+      <w:r>
+        <w:t xml:space="preserve">        If centroid change &lt; epsilon for all centroids:</w:t>
+      </w:r>
+    </w:p>
+    <w:p>
+      <w:pPr>
+        <w:pStyle w:val="ListParagraph"/>
+      </w:pPr>
+      <w:r>
+        <w:t xml:space="preserve">            Break</w:t>
+      </w:r>
+    </w:p>
+    <w:p>
+      <w:pPr>
+        <w:pStyle w:val="ListParagraph"/>
+      </w:pPr>
+    </w:p>
+    <w:p>
+      <w:pPr>
+        <w:pStyle w:val="ListParagraph"/>
+      </w:pPr>
+      <w:r>
+        <w:t>4. End timer:</w:t>
+      </w:r>
+    </w:p>
+    <w:p>
+      <w:pPr>
+        <w:pStyle w:val="ListParagraph"/>
+      </w:pPr>
+      <w:r>
+        <w:t xml:space="preserve">       </w:t>
+      </w:r>
+      <w:proofErr w:type="spellStart"/>
+      <w:r>
+        <w:t>end_time</w:t>
+      </w:r>
+      <w:proofErr w:type="spellEnd"/>
+      <w:r>
+        <w:t xml:space="preserve"> = current time</w:t>
+      </w:r>
+    </w:p>
+    <w:p>
+      <w:pPr>
+        <w:pStyle w:val="ListParagraph"/>
+      </w:pPr>
+    </w:p>
+    <w:p>
+      <w:pPr>
+        <w:pStyle w:val="ListParagraph"/>
+      </w:pPr>
+      <w:r>
+        <w:t xml:space="preserve">5. Runtime = </w:t>
+      </w:r>
+      <w:proofErr w:type="spellStart"/>
+      <w:r>
+        <w:t>end_time</w:t>
+      </w:r>
+      <w:proofErr w:type="spellEnd"/>
+      <w:r>
+        <w:t xml:space="preserve"> - </w:t>
+      </w:r>
+      <w:proofErr w:type="spellStart"/>
+      <w:r>
+        <w:t>start_time</w:t>
+      </w:r>
+      <w:proofErr w:type="spellEnd"/>
+    </w:p>
+    <w:p>
+      <w:pPr>
+        <w:pStyle w:val="ListParagraph"/>
+      </w:pPr>
+      <w:r>
+        <w:t xml:space="preserve">       Print or store the runtime</w:t>
+      </w:r>
+      <w:r>
+        <w:t xml:space="preserve">       </w:t>
+      </w:r>
+    </w:p>
+    <w:p>
+      <w:pPr>
+        <w:jc w:val="center"/>
+        <w:rPr>
+          <w:b/>
+          <w:bCs/>
+          <w:sz w:val="32"/>
+          <w:szCs w:val="32"/>
+          <w:u w:val="single"/>
+        </w:rPr>
+      </w:pPr>
+    </w:p>
+    <w:p>
+      <w:pPr>
+        <w:jc w:val="center"/>
+        <w:rPr>
+          <w:b/>
+          <w:bCs/>
+          <w:sz w:val="32"/>
+          <w:szCs w:val="32"/>
+          <w:u w:val="single"/>
+        </w:rPr>
+      </w:pPr>
+    </w:p>
+    <w:p>
+      <w:pPr>
+        <w:jc w:val="center"/>
+        <w:rPr>
+          <w:b/>
+          <w:bCs/>
+          <w:sz w:val="32"/>
+          <w:szCs w:val="32"/>
+          <w:u w:val="single"/>
+        </w:rPr>
+      </w:pPr>
+    </w:p>
+    <w:p>
+      <w:pPr>
+        <w:rPr>
+          <w:b/>
+          <w:bCs/>
+          <w:sz w:val="32"/>
+          <w:szCs w:val="32"/>
+          <w:u w:val="single"/>
+        </w:rPr>
+      </w:pPr>
+    </w:p>
+    <w:p>
+      <w:pPr>
         <w:rPr>
           <w:sz w:val="28"/>
           <w:szCs w:val="28"/>
           <w:u w:val="single"/>
         </w:rPr>
-        <w:t>MapReduce K-Means algorithm</w:t>
-      </w:r>
+      </w:pPr>
       <w:r>
         <w:rPr>
           <w:sz w:val="28"/>
           <w:szCs w:val="28"/>
           <w:u w:val="single"/>
         </w:rPr>
-        <w:t>:</w:t>
+        <w:lastRenderedPageBreak/>
+        <w:t>2</w:t>
+      </w:r>
+      <w:r>
+        <w:rPr>
+          <w:sz w:val="28"/>
+          <w:szCs w:val="28"/>
+          <w:u w:val="single"/>
+        </w:rPr>
+        <w:t>-MapReduce K-Means algorithm:</w:t>
       </w:r>
     </w:p>
     <w:p>
@@ -232,7 +861,7 @@
     <w:p>
       <w:r>
         <w:pict w14:anchorId="47B95857">
-          <v:rect id="_x0000_i1035" style="width:0;height:1.5pt" o:hralign="center" o:hrstd="t" o:hr="t" fillcolor="#a0a0a0" stroked="f"/>
+          <v:rect id="_x0000_i1025" style="width:0;height:1.5pt" o:hralign="center" o:hrstd="t" o:hr="t" fillcolor="#a0a0a0" stroked="f"/>
         </w:pict>
       </w:r>
     </w:p>
@@ -399,6 +1028,8 @@
         <w:t>)</w:t>
       </w:r>
     </w:p>
+    <w:p/>
+    <w:p/>
     <w:p>
       <w:r>
         <w:rPr>
@@ -576,7 +1207,7 @@
     <w:p>
       <w:r>
         <w:pict w14:anchorId="2FDCB5B4">
-          <v:rect id="_x0000_i1049" style="width:0;height:1.5pt" o:hralign="center" o:hrstd="t" o:hr="t" fillcolor="#a0a0a0" stroked="f"/>
+          <v:rect id="_x0000_i1026" style="width:0;height:1.5pt" o:hralign="center" o:hrstd="t" o:hr="t" fillcolor="#a0a0a0" stroked="f"/>
         </w:pict>
       </w:r>
     </w:p>
@@ -766,47 +1397,7 @@
           <w:szCs w:val="28"/>
           <w:u w:val="single"/>
         </w:rPr>
-        <w:t xml:space="preserve">The challenges </w:t>
-      </w:r>
-      <w:r>
-        <w:rPr>
-          <w:sz w:val="28"/>
-          <w:szCs w:val="28"/>
-          <w:u w:val="single"/>
-        </w:rPr>
-        <w:t>we</w:t>
-      </w:r>
-      <w:r>
-        <w:rPr>
-          <w:sz w:val="28"/>
-          <w:szCs w:val="28"/>
-          <w:u w:val="single"/>
-        </w:rPr>
-        <w:t xml:space="preserve"> faced to implement it and how </w:t>
-      </w:r>
-      <w:r>
-        <w:rPr>
-          <w:sz w:val="28"/>
-          <w:szCs w:val="28"/>
-          <w:u w:val="single"/>
-        </w:rPr>
-        <w:t>we</w:t>
-      </w:r>
-      <w:r>
-        <w:rPr>
-          <w:sz w:val="28"/>
-          <w:szCs w:val="28"/>
-          <w:u w:val="single"/>
-        </w:rPr>
-        <w:t xml:space="preserve"> solved it</w:t>
-      </w:r>
-      <w:r>
-        <w:rPr>
-          <w:sz w:val="28"/>
-          <w:szCs w:val="28"/>
-          <w:u w:val="single"/>
-        </w:rPr>
-        <w:t>:</w:t>
+        <w:t>The challenges we faced to implement it and how we solved it:</w:t>
       </w:r>
     </w:p>
     <w:p>
@@ -893,14 +1484,7 @@
           <w:b/>
           <w:bCs/>
         </w:rPr>
-        <w:t>:</w:t>
-      </w:r>
-      <w:r>
-        <w:rPr>
-          <w:b/>
-          <w:bCs/>
-        </w:rPr>
-        <w:t xml:space="preserve">    </w:t>
+        <w:t xml:space="preserve">:    </w:t>
       </w:r>
       <w:proofErr w:type="spellStart"/>
       <w:r>
@@ -946,7 +1530,7 @@
     <w:p>
       <w:r>
         <w:pict w14:anchorId="5F5AE758">
-          <v:rect id="_x0000_i1025" style="width:0;height:1.5pt" o:hralign="center" o:hrstd="t" o:hr="t" fillcolor="#a0a0a0" stroked="f"/>
+          <v:rect id="_x0000_i1027" style="width:0;height:1.5pt" o:hralign="center" o:hrstd="t" o:hr="t" fillcolor="#a0a0a0" stroked="f"/>
         </w:pict>
       </w:r>
     </w:p>
@@ -1038,6 +1622,38 @@
           <w:b/>
           <w:bCs/>
         </w:rPr>
+        <w:t xml:space="preserve"> dfs -mkdir /inputKMeans</w:t>
+      </w:r>
+    </w:p>
+    <w:p>
+      <w:pPr>
+        <w:ind w:left="720"/>
+        <w:rPr>
+          <w:b/>
+          <w:bCs/>
+        </w:rPr>
+      </w:pPr>
+      <w:r>
+        <w:rPr>
+          <w:b/>
+          <w:bCs/>
+        </w:rPr>
+        <w:t xml:space="preserve">                                                        </w:t>
+      </w:r>
+      <w:proofErr w:type="spellStart"/>
+      <w:r>
+        <w:rPr>
+          <w:b/>
+          <w:bCs/>
+        </w:rPr>
+        <w:t>Hdfs</w:t>
+      </w:r>
+      <w:proofErr w:type="spellEnd"/>
+      <w:r>
+        <w:rPr>
+          <w:b/>
+          <w:bCs/>
+        </w:rPr>
         <w:t xml:space="preserve"> </w:t>
       </w:r>
       <w:proofErr w:type="spellStart"/>
@@ -1054,7 +1670,7 @@
           <w:b/>
           <w:bCs/>
         </w:rPr>
-        <w:t xml:space="preserve"> -</w:t>
+        <w:t xml:space="preserve"> -put </w:t>
       </w:r>
       <w:proofErr w:type="spellStart"/>
       <w:r>
@@ -1062,7 +1678,7 @@
           <w:b/>
           <w:bCs/>
         </w:rPr>
-        <w:t>mkdir</w:t>
+        <w:t>iris.data</w:t>
       </w:r>
       <w:proofErr w:type="spellEnd"/>
       <w:r>
@@ -1081,79 +1697,6 @@
         <w:t>inputKMeans</w:t>
       </w:r>
       <w:proofErr w:type="spellEnd"/>
-    </w:p>
-    <w:p>
-      <w:pPr>
-        <w:ind w:left="720"/>
-        <w:rPr>
-          <w:b/>
-          <w:bCs/>
-        </w:rPr>
-      </w:pPr>
-      <w:r>
-        <w:rPr>
-          <w:b/>
-          <w:bCs/>
-        </w:rPr>
-        <w:t xml:space="preserve">                                                        </w:t>
-      </w:r>
-      <w:proofErr w:type="spellStart"/>
-      <w:r>
-        <w:rPr>
-          <w:b/>
-          <w:bCs/>
-        </w:rPr>
-        <w:t>Hdfs</w:t>
-      </w:r>
-      <w:proofErr w:type="spellEnd"/>
-      <w:r>
-        <w:rPr>
-          <w:b/>
-          <w:bCs/>
-        </w:rPr>
-        <w:t xml:space="preserve"> </w:t>
-      </w:r>
-      <w:proofErr w:type="spellStart"/>
-      <w:r>
-        <w:rPr>
-          <w:b/>
-          <w:bCs/>
-        </w:rPr>
-        <w:t>dfs</w:t>
-      </w:r>
-      <w:proofErr w:type="spellEnd"/>
-      <w:r>
-        <w:rPr>
-          <w:b/>
-          <w:bCs/>
-        </w:rPr>
-        <w:t xml:space="preserve"> -put </w:t>
-      </w:r>
-      <w:proofErr w:type="spellStart"/>
-      <w:r>
-        <w:rPr>
-          <w:b/>
-          <w:bCs/>
-        </w:rPr>
-        <w:t>iris.data</w:t>
-      </w:r>
-      <w:proofErr w:type="spellEnd"/>
-      <w:r>
-        <w:rPr>
-          <w:b/>
-          <w:bCs/>
-        </w:rPr>
-        <w:t xml:space="preserve"> /</w:t>
-      </w:r>
-      <w:proofErr w:type="spellStart"/>
-      <w:r>
-        <w:rPr>
-          <w:b/>
-          <w:bCs/>
-        </w:rPr>
-        <w:t>inputKMeans</w:t>
-      </w:r>
-      <w:proofErr w:type="spellEnd"/>
       <w:r>
         <w:rPr>
           <w:b/>
@@ -1179,7 +1722,7 @@
       </w:pPr>
       <w:r>
         <w:pict w14:anchorId="64A51A37">
-          <v:rect id="_x0000_i1031" style="width:0;height:1.5pt" o:hralign="center" o:hrstd="t" o:hr="t" fillcolor="#a0a0a0" stroked="f"/>
+          <v:rect id="_x0000_i1028" style="width:0;height:1.5pt" o:hralign="center" o:hrstd="t" o:hr="t" fillcolor="#a0a0a0" stroked="f"/>
         </w:pict>
       </w:r>
     </w:p>
@@ -1379,7 +1922,7 @@
     <w:p>
       <w:r>
         <w:pict w14:anchorId="05983070">
-          <v:rect id="_x0000_i1032" style="width:0;height:1.5pt" o:hralign="center" o:hrstd="t" o:hr="t" fillcolor="#a0a0a0" stroked="f"/>
+          <v:rect id="_x0000_i1029" style="width:0;height:1.5pt" o:hralign="center" o:hrstd="t" o:hr="t" fillcolor="#a0a0a0" stroked="f"/>
         </w:pict>
       </w:r>
     </w:p>
@@ -1556,7 +2099,7 @@
       </w:pPr>
       <w:r>
         <w:pict w14:anchorId="1B253336">
-          <v:rect id="_x0000_i1033" style="width:0;height:1.5pt" o:hralign="center" o:hrstd="t" o:hr="t" fillcolor="#a0a0a0" stroked="f"/>
+          <v:rect id="_x0000_i1030" style="width:0;height:1.5pt" o:hralign="center" o:hrstd="t" o:hr="t" fillcolor="#a0a0a0" stroked="f"/>
         </w:pict>
       </w:r>
     </w:p>
@@ -1566,8 +2109,133 @@
         <w:rPr>
           <w:sz w:val="28"/>
           <w:szCs w:val="28"/>
-        </w:rPr>
-      </w:pPr>
+          <w:u w:val="single"/>
+        </w:rPr>
+      </w:pPr>
+      <w:r>
+        <w:rPr>
+          <w:sz w:val="28"/>
+          <w:szCs w:val="28"/>
+          <w:u w:val="single"/>
+        </w:rPr>
+        <w:t>4-</w:t>
+      </w:r>
+      <w:r>
+        <w:rPr>
+          <w:sz w:val="28"/>
+          <w:szCs w:val="28"/>
+          <w:u w:val="single"/>
+        </w:rPr>
+        <w:t>The evaluation results</w:t>
+      </w:r>
+      <w:r>
+        <w:rPr>
+          <w:sz w:val="28"/>
+          <w:szCs w:val="28"/>
+          <w:u w:val="single"/>
+        </w:rPr>
+        <w:t>:</w:t>
+      </w:r>
+    </w:p>
+    <w:p>
+      <w:pPr>
+        <w:rPr>
+          <w:b/>
+          <w:bCs/>
+          <w:u w:val="single"/>
+        </w:rPr>
+      </w:pPr>
+      <w:r>
+        <w:rPr>
+          <w:b/>
+          <w:bCs/>
+          <w:u w:val="single"/>
+        </w:rPr>
+        <w:t>Runtime Comparison:</w:t>
+      </w:r>
+    </w:p>
+    <w:p>
+      <w:pPr>
+        <w:pStyle w:val="ListParagraph"/>
+        <w:numPr>
+          <w:ilvl w:val="0"/>
+          <w:numId w:val="13"/>
+        </w:numPr>
+      </w:pPr>
+      <w:proofErr w:type="spellStart"/>
+      <w:r>
+        <w:t>UnParallel</w:t>
+      </w:r>
+      <w:proofErr w:type="spellEnd"/>
+      <w:r>
+        <w:t xml:space="preserve"> </w:t>
+      </w:r>
+      <w:proofErr w:type="spellStart"/>
+      <w:r>
+        <w:t>KMeans</w:t>
+      </w:r>
+      <w:proofErr w:type="spellEnd"/>
+      <w:r>
+        <w:t xml:space="preserve"> takes 0.015 sec</w:t>
+      </w:r>
+    </w:p>
+    <w:p>
+      <w:pPr>
+        <w:pStyle w:val="ListParagraph"/>
+        <w:numPr>
+          <w:ilvl w:val="0"/>
+          <w:numId w:val="13"/>
+        </w:numPr>
+      </w:pPr>
+      <w:proofErr w:type="spellStart"/>
+      <w:r>
+        <w:t>MapReduceKMeans</w:t>
+      </w:r>
+      <w:proofErr w:type="spellEnd"/>
+      <w:r>
+        <w:t xml:space="preserve"> takes 12.5 sec</w:t>
+      </w:r>
+    </w:p>
+    <w:p>
+      <w:r>
+        <w:t>MapReduce is expected to be slower for small datasets like Iris due to Hadoop overhead. But it's scalable for large datasets.</w:t>
+      </w:r>
+    </w:p>
+    <w:p>
+      <w:pPr>
+        <w:rPr>
+          <w:b/>
+          <w:bCs/>
+          <w:u w:val="single"/>
+        </w:rPr>
+      </w:pPr>
+      <w:r>
+        <w:rPr>
+          <w:u w:val="single"/>
+        </w:rPr>
+        <w:t xml:space="preserve"> </w:t>
+      </w:r>
+      <w:r>
+        <w:rPr>
+          <w:b/>
+          <w:bCs/>
+          <w:u w:val="single"/>
+        </w:rPr>
+        <w:t>Clustering Accuracy</w:t>
+      </w:r>
+      <w:r>
+        <w:rPr>
+          <w:b/>
+          <w:bCs/>
+          <w:u w:val="single"/>
+        </w:rPr>
+        <w:t>:</w:t>
+      </w:r>
+    </w:p>
+    <w:p>
+      <w:r>
+        <w:t>The resulting centroids are the same</w:t>
+      </w:r>
     </w:p>
     <w:sectPr>
       <w:pgSz w:w="12240" w:h="15840"/>
@@ -1582,6 +2250,119 @@
 <file path=word/numbering.xml><?xml version="1.0" encoding="utf-8"?>
 <w:numbering xmlns:wpc="http://schemas.microsoft.com/office/word/2010/wordprocessingCanvas" xmlns:cx="http://schemas.microsoft.com/office/drawing/2014/chartex" xmlns:cx1="http://schemas.microsoft.com/office/drawing/2015/9/8/chartex" xmlns:cx2="http://schemas.microsoft.com/office/drawing/2015/10/21/chartex" xmlns:cx3="http://schemas.microsoft.com/office/drawing/2016/5/9/chartex" xmlns:cx4="http://schemas.microsoft.com/office/drawing/2016/5/10/chartex" xmlns:cx5="http://schemas.microsoft.com/office/drawing/2016/5/11/chartex" xmlns:cx6="http://schemas.microsoft.com/office/drawing/2016/5/12/chartex" xmlns:cx7="http://schemas.microsoft.com/office/drawing/2016/5/13/chartex" xmlns:cx8="http://schemas.microsoft.com/office/drawing/2016/5/14/chartex" xmlns:mc="http://schemas.openxmlformats.org/markup-compatibility/2006" xmlns:aink="http://schemas.microsoft.com/office/drawing/2016/ink" xmlns:am3d="http://schemas.microsoft.com/office/drawing/2017/model3d" xmlns:o="urn:schemas-microsoft-com:office:office" xmlns:oel="http://schemas.microsoft.com/office/2019/extlst" xmlns:r="http://schemas.openxmlformats.org/officeDocument/2006/relationships" xmlns:m="http://schemas.openxmlformats.org/officeDocument/2006/math" xmlns:v="urn:schemas-microsoft-com:vml" xmlns:wp14="http://schemas.microsoft.com/office/word/2010/wordprocessingDrawing" xmlns:wp="http://schemas.openxmlformats.org/drawingml/2006/wordprocessingDrawing" xmlns:w10="urn:schemas-microsoft-com:office:word" xmlns:w="http://schemas.openxmlformats.org/wordprocessingml/2006/main" xmlns:w14="http://schemas.microsoft.com/office/word/2010/wordml" xmlns:w15="http://schemas.microsoft.com/office/word/2012/wordml" xmlns:w16cex="http://schemas.microsoft.com/office/word/2018/wordml/cex" xmlns:w16cid="http://schemas.microsoft.com/office/word/2016/wordml/cid" xmlns:w16="http://schemas.microsoft.com/office/word/2018/wordml" xmlns:w16du="http://schemas.microsoft.com/office/word/2023/wordml/word16du" xmlns:w16sdtdh="http://schemas.microsoft.com/office/word/2020/wordml/sdtdatahash" xmlns:w16sdtfl="http://schemas.microsoft.com/office/word/2024/wordml/sdtformatlock" xmlns:w16se="http://schemas.microsoft.com/office/word/2015/wordml/symex" xmlns:wpg="http://schemas.microsoft.com/office/word/2010/wordprocessingGroup" xmlns:wpi="http://schemas.microsoft.com/office/word/2010/wordprocessingInk" xmlns:wne="http://schemas.microsoft.com/office/word/2006/wordml" xmlns:wps="http://schemas.microsoft.com/office/word/2010/wordprocessingShape" mc:Ignorable="w14 w15 w16se w16cid w16 w16cex w16sdtdh w16sdtfl w16du wp14">
   <w:abstractNum w:abstractNumId="0" w15:restartNumberingAfterBreak="0">
+    <w:nsid w:val="006D16F1"/>
+    <w:multiLevelType w:val="hybridMultilevel"/>
+    <w:tmpl w:val="7BC81F2E"/>
+    <w:lvl w:ilvl="0" w:tplc="04090001">
+      <w:start w:val="1"/>
+      <w:numFmt w:val="bullet"/>
+      <w:lvlText w:val=""/>
+      <w:lvlJc w:val="left"/>
+      <w:pPr>
+        <w:ind w:left="720" w:hanging="360"/>
+      </w:pPr>
+      <w:rPr>
+        <w:rFonts w:ascii="Symbol" w:hAnsi="Symbol" w:hint="default"/>
+      </w:rPr>
+    </w:lvl>
+    <w:lvl w:ilvl="1" w:tplc="04090003" w:tentative="1">
+      <w:start w:val="1"/>
+      <w:numFmt w:val="bullet"/>
+      <w:lvlText w:val="o"/>
+      <w:lvlJc w:val="left"/>
+      <w:pPr>
+        <w:ind w:left="1440" w:hanging="360"/>
+      </w:pPr>
+      <w:rPr>
+        <w:rFonts w:ascii="Courier New" w:hAnsi="Courier New" w:cs="Courier New" w:hint="default"/>
+      </w:rPr>
+    </w:lvl>
+    <w:lvl w:ilvl="2" w:tplc="04090005" w:tentative="1">
+      <w:start w:val="1"/>
+      <w:numFmt w:val="bullet"/>
+      <w:lvlText w:val=""/>
+      <w:lvlJc w:val="left"/>
+      <w:pPr>
+        <w:ind w:left="2160" w:hanging="360"/>
+      </w:pPr>
+      <w:rPr>
+        <w:rFonts w:ascii="Wingdings" w:hAnsi="Wingdings" w:hint="default"/>
+      </w:rPr>
+    </w:lvl>
+    <w:lvl w:ilvl="3" w:tplc="04090001" w:tentative="1">
+      <w:start w:val="1"/>
+      <w:numFmt w:val="bullet"/>
+      <w:lvlText w:val=""/>
+      <w:lvlJc w:val="left"/>
+      <w:pPr>
+        <w:ind w:left="2880" w:hanging="360"/>
+      </w:pPr>
+      <w:rPr>
+        <w:rFonts w:ascii="Symbol" w:hAnsi="Symbol" w:hint="default"/>
+      </w:rPr>
+    </w:lvl>
+    <w:lvl w:ilvl="4" w:tplc="04090003" w:tentative="1">
+      <w:start w:val="1"/>
+      <w:numFmt w:val="bullet"/>
+      <w:lvlText w:val="o"/>
+      <w:lvlJc w:val="left"/>
+      <w:pPr>
+        <w:ind w:left="3600" w:hanging="360"/>
+      </w:pPr>
+      <w:rPr>
+        <w:rFonts w:ascii="Courier New" w:hAnsi="Courier New" w:cs="Courier New" w:hint="default"/>
+      </w:rPr>
+    </w:lvl>
+    <w:lvl w:ilvl="5" w:tplc="04090005" w:tentative="1">
+      <w:start w:val="1"/>
+      <w:numFmt w:val="bullet"/>
+      <w:lvlText w:val=""/>
+      <w:lvlJc w:val="left"/>
+      <w:pPr>
+        <w:ind w:left="4320" w:hanging="360"/>
+      </w:pPr>
+      <w:rPr>
+        <w:rFonts w:ascii="Wingdings" w:hAnsi="Wingdings" w:hint="default"/>
+      </w:rPr>
+    </w:lvl>
+    <w:lvl w:ilvl="6" w:tplc="04090001" w:tentative="1">
+      <w:start w:val="1"/>
+      <w:numFmt w:val="bullet"/>
+      <w:lvlText w:val=""/>
+      <w:lvlJc w:val="left"/>
+      <w:pPr>
+        <w:ind w:left="5040" w:hanging="360"/>
+      </w:pPr>
+      <w:rPr>
+        <w:rFonts w:ascii="Symbol" w:hAnsi="Symbol" w:hint="default"/>
+      </w:rPr>
+    </w:lvl>
+    <w:lvl w:ilvl="7" w:tplc="04090003" w:tentative="1">
+      <w:start w:val="1"/>
+      <w:numFmt w:val="bullet"/>
+      <w:lvlText w:val="o"/>
+      <w:lvlJc w:val="left"/>
+      <w:pPr>
+        <w:ind w:left="5760" w:hanging="360"/>
+      </w:pPr>
+      <w:rPr>
+        <w:rFonts w:ascii="Courier New" w:hAnsi="Courier New" w:cs="Courier New" w:hint="default"/>
+      </w:rPr>
+    </w:lvl>
+    <w:lvl w:ilvl="8" w:tplc="04090005" w:tentative="1">
+      <w:start w:val="1"/>
+      <w:numFmt w:val="bullet"/>
+      <w:lvlText w:val=""/>
+      <w:lvlJc w:val="left"/>
+      <w:pPr>
+        <w:ind w:left="6480" w:hanging="360"/>
+      </w:pPr>
+      <w:rPr>
+        <w:rFonts w:ascii="Wingdings" w:hAnsi="Wingdings" w:hint="default"/>
+      </w:rPr>
+    </w:lvl>
+  </w:abstractNum>
+  <w:abstractNum w:abstractNumId="1" w15:restartNumberingAfterBreak="0">
     <w:nsid w:val="060F2618"/>
     <w:multiLevelType w:val="multilevel"/>
     <w:tmpl w:val="405EDEC8"/>
@@ -1730,7 +2511,7 @@
       </w:rPr>
     </w:lvl>
   </w:abstractNum>
-  <w:abstractNum w:abstractNumId="1" w15:restartNumberingAfterBreak="0">
+  <w:abstractNum w:abstractNumId="2" w15:restartNumberingAfterBreak="0">
     <w:nsid w:val="0A286331"/>
     <w:multiLevelType w:val="multilevel"/>
     <w:tmpl w:val="405EDEC8"/>
@@ -1879,7 +2660,7 @@
       </w:rPr>
     </w:lvl>
   </w:abstractNum>
-  <w:abstractNum w:abstractNumId="2" w15:restartNumberingAfterBreak="0">
+  <w:abstractNum w:abstractNumId="3" w15:restartNumberingAfterBreak="0">
     <w:nsid w:val="16921BF5"/>
     <w:multiLevelType w:val="multilevel"/>
     <w:tmpl w:val="405EDEC8"/>
@@ -2028,7 +2809,7 @@
       </w:rPr>
     </w:lvl>
   </w:abstractNum>
-  <w:abstractNum w:abstractNumId="3" w15:restartNumberingAfterBreak="0">
+  <w:abstractNum w:abstractNumId="4" w15:restartNumberingAfterBreak="0">
     <w:nsid w:val="244F3154"/>
     <w:multiLevelType w:val="multilevel"/>
     <w:tmpl w:val="405EDEC8"/>
@@ -2177,7 +2958,7 @@
       </w:rPr>
     </w:lvl>
   </w:abstractNum>
-  <w:abstractNum w:abstractNumId="4" w15:restartNumberingAfterBreak="0">
+  <w:abstractNum w:abstractNumId="5" w15:restartNumberingAfterBreak="0">
     <w:nsid w:val="2D7B7D97"/>
     <w:multiLevelType w:val="multilevel"/>
     <w:tmpl w:val="B6FEDC5A"/>
@@ -2326,7 +3107,7 @@
       </w:rPr>
     </w:lvl>
   </w:abstractNum>
-  <w:abstractNum w:abstractNumId="5" w15:restartNumberingAfterBreak="0">
+  <w:abstractNum w:abstractNumId="6" w15:restartNumberingAfterBreak="0">
     <w:nsid w:val="364C3EB6"/>
     <w:multiLevelType w:val="multilevel"/>
     <w:tmpl w:val="405EDEC8"/>
@@ -2475,7 +3256,96 @@
       </w:rPr>
     </w:lvl>
   </w:abstractNum>
-  <w:abstractNum w:abstractNumId="6" w15:restartNumberingAfterBreak="0">
+  <w:abstractNum w:abstractNumId="7" w15:restartNumberingAfterBreak="0">
+    <w:nsid w:val="529D0F33"/>
+    <w:multiLevelType w:val="hybridMultilevel"/>
+    <w:tmpl w:val="EC5E7F70"/>
+    <w:lvl w:ilvl="0" w:tplc="A3A6AD2C">
+      <w:start w:val="1"/>
+      <w:numFmt w:val="decimal"/>
+      <w:lvlText w:val="%1-"/>
+      <w:lvlJc w:val="left"/>
+      <w:pPr>
+        <w:ind w:left="720" w:hanging="360"/>
+      </w:pPr>
+      <w:rPr>
+        <w:rFonts w:hint="default"/>
+      </w:rPr>
+    </w:lvl>
+    <w:lvl w:ilvl="1" w:tplc="04090019" w:tentative="1">
+      <w:start w:val="1"/>
+      <w:numFmt w:val="lowerLetter"/>
+      <w:lvlText w:val="%2."/>
+      <w:lvlJc w:val="left"/>
+      <w:pPr>
+        <w:ind w:left="1440" w:hanging="360"/>
+      </w:pPr>
+    </w:lvl>
+    <w:lvl w:ilvl="2" w:tplc="0409001B" w:tentative="1">
+      <w:start w:val="1"/>
+      <w:numFmt w:val="lowerRoman"/>
+      <w:lvlText w:val="%3."/>
+      <w:lvlJc w:val="right"/>
+      <w:pPr>
+        <w:ind w:left="2160" w:hanging="180"/>
+      </w:pPr>
+    </w:lvl>
+    <w:lvl w:ilvl="3" w:tplc="0409000F" w:tentative="1">
+      <w:start w:val="1"/>
+      <w:numFmt w:val="decimal"/>
+      <w:lvlText w:val="%4."/>
+      <w:lvlJc w:val="left"/>
+      <w:pPr>
+        <w:ind w:left="2880" w:hanging="360"/>
+      </w:pPr>
+    </w:lvl>
+    <w:lvl w:ilvl="4" w:tplc="04090019" w:tentative="1">
+      <w:start w:val="1"/>
+      <w:numFmt w:val="lowerLetter"/>
+      <w:lvlText w:val="%5."/>
+      <w:lvlJc w:val="left"/>
+      <w:pPr>
+        <w:ind w:left="3600" w:hanging="360"/>
+      </w:pPr>
+    </w:lvl>
+    <w:lvl w:ilvl="5" w:tplc="0409001B" w:tentative="1">
+      <w:start w:val="1"/>
+      <w:numFmt w:val="lowerRoman"/>
+      <w:lvlText w:val="%6."/>
+      <w:lvlJc w:val="right"/>
+      <w:pPr>
+        <w:ind w:left="4320" w:hanging="180"/>
+      </w:pPr>
+    </w:lvl>
+    <w:lvl w:ilvl="6" w:tplc="0409000F" w:tentative="1">
+      <w:start w:val="1"/>
+      <w:numFmt w:val="decimal"/>
+      <w:lvlText w:val="%7."/>
+      <w:lvlJc w:val="left"/>
+      <w:pPr>
+        <w:ind w:left="5040" w:hanging="360"/>
+      </w:pPr>
+    </w:lvl>
+    <w:lvl w:ilvl="7" w:tplc="04090019" w:tentative="1">
+      <w:start w:val="1"/>
+      <w:numFmt w:val="lowerLetter"/>
+      <w:lvlText w:val="%8."/>
+      <w:lvlJc w:val="left"/>
+      <w:pPr>
+        <w:ind w:left="5760" w:hanging="360"/>
+      </w:pPr>
+    </w:lvl>
+    <w:lvl w:ilvl="8" w:tplc="0409001B" w:tentative="1">
+      <w:start w:val="1"/>
+      <w:numFmt w:val="lowerRoman"/>
+      <w:lvlText w:val="%9."/>
+      <w:lvlJc w:val="right"/>
+      <w:pPr>
+        <w:ind w:left="6480" w:hanging="180"/>
+      </w:pPr>
+    </w:lvl>
+  </w:abstractNum>
+  <w:abstractNum w:abstractNumId="8" w15:restartNumberingAfterBreak="0">
     <w:nsid w:val="582B3256"/>
     <w:multiLevelType w:val="multilevel"/>
     <w:tmpl w:val="405EDEC8"/>
@@ -2624,7 +3494,7 @@
       </w:rPr>
     </w:lvl>
   </w:abstractNum>
-  <w:abstractNum w:abstractNumId="7" w15:restartNumberingAfterBreak="0">
+  <w:abstractNum w:abstractNumId="9" w15:restartNumberingAfterBreak="0">
     <w:nsid w:val="5BCE3EFB"/>
     <w:multiLevelType w:val="multilevel"/>
     <w:tmpl w:val="AAB42A3C"/>
@@ -2773,7 +3643,7 @@
       </w:rPr>
     </w:lvl>
   </w:abstractNum>
-  <w:abstractNum w:abstractNumId="8" w15:restartNumberingAfterBreak="0">
+  <w:abstractNum w:abstractNumId="10" w15:restartNumberingAfterBreak="0">
     <w:nsid w:val="7BD143E2"/>
     <w:multiLevelType w:val="multilevel"/>
     <w:tmpl w:val="F60CC37C"/>
@@ -2922,7 +3792,7 @@
       </w:rPr>
     </w:lvl>
   </w:abstractNum>
-  <w:abstractNum w:abstractNumId="9" w15:restartNumberingAfterBreak="0">
+  <w:abstractNum w:abstractNumId="11" w15:restartNumberingAfterBreak="0">
     <w:nsid w:val="7D8A5945"/>
     <w:multiLevelType w:val="multilevel"/>
     <w:tmpl w:val="DDEAFA72"/>
@@ -3071,7 +3941,7 @@
       </w:rPr>
     </w:lvl>
   </w:abstractNum>
-  <w:abstractNum w:abstractNumId="10" w15:restartNumberingAfterBreak="0">
+  <w:abstractNum w:abstractNumId="12" w15:restartNumberingAfterBreak="0">
     <w:nsid w:val="7E47478E"/>
     <w:multiLevelType w:val="multilevel"/>
     <w:tmpl w:val="405EDEC8"/>
@@ -3221,37 +4091,43 @@
     </w:lvl>
   </w:abstractNum>
   <w:num w:numId="1" w16cid:durableId="288782992">
+    <w:abstractNumId w:val="2"/>
+  </w:num>
+  <w:num w:numId="2" w16cid:durableId="2059434657">
+    <w:abstractNumId w:val="10"/>
+  </w:num>
+  <w:num w:numId="3" w16cid:durableId="1898124833">
+    <w:abstractNumId w:val="5"/>
+  </w:num>
+  <w:num w:numId="4" w16cid:durableId="1163468494">
+    <w:abstractNumId w:val="9"/>
+  </w:num>
+  <w:num w:numId="5" w16cid:durableId="1402370729">
+    <w:abstractNumId w:val="11"/>
+  </w:num>
+  <w:num w:numId="6" w16cid:durableId="47923549">
     <w:abstractNumId w:val="1"/>
   </w:num>
-  <w:num w:numId="2" w16cid:durableId="2059434657">
+  <w:num w:numId="7" w16cid:durableId="597715660">
     <w:abstractNumId w:val="8"/>
   </w:num>
-  <w:num w:numId="3" w16cid:durableId="1898124833">
+  <w:num w:numId="8" w16cid:durableId="1085496197">
+    <w:abstractNumId w:val="3"/>
+  </w:num>
+  <w:num w:numId="9" w16cid:durableId="69085233">
+    <w:abstractNumId w:val="6"/>
+  </w:num>
+  <w:num w:numId="10" w16cid:durableId="242305315">
     <w:abstractNumId w:val="4"/>
   </w:num>
-  <w:num w:numId="4" w16cid:durableId="1163468494">
+  <w:num w:numId="11" w16cid:durableId="1574730115">
+    <w:abstractNumId w:val="12"/>
+  </w:num>
+  <w:num w:numId="12" w16cid:durableId="1490825584">
     <w:abstractNumId w:val="7"/>
   </w:num>
-  <w:num w:numId="5" w16cid:durableId="1402370729">
-    <w:abstractNumId w:val="9"/>
-  </w:num>
-  <w:num w:numId="6" w16cid:durableId="47923549">
+  <w:num w:numId="13" w16cid:durableId="1699969061">
     <w:abstractNumId w:val="0"/>
-  </w:num>
-  <w:num w:numId="7" w16cid:durableId="597715660">
-    <w:abstractNumId w:val="6"/>
-  </w:num>
-  <w:num w:numId="8" w16cid:durableId="1085496197">
-    <w:abstractNumId w:val="2"/>
-  </w:num>
-  <w:num w:numId="9" w16cid:durableId="69085233">
-    <w:abstractNumId w:val="5"/>
-  </w:num>
-  <w:num w:numId="10" w16cid:durableId="242305315">
-    <w:abstractNumId w:val="3"/>
-  </w:num>
-  <w:num w:numId="11" w16cid:durableId="1574730115">
-    <w:abstractNumId w:val="10"/>
   </w:num>
 </w:numbering>
 </file>
